--- a/docassemble/CivilDocketingStatement/data/templates/civil_docketing_statement_word_next_steps.docx
+++ b/docassemble/CivilDocketingStatement/data/templates/civil_docketing_statement_word_next_steps.docx
@@ -1,6 +1,6 @@
 
 <file path=word/document.xml><?xml version="1.0" encoding="utf-8"?>
-<w:document xmlns:wpc="http://schemas.microsoft.com/office/word/2010/wordprocessingCanvas" xmlns:cx="http://schemas.microsoft.com/office/drawing/2014/chartex" xmlns:cx1="http://schemas.microsoft.com/office/drawing/2015/9/8/chartex" xmlns:cx2="http://schemas.microsoft.com/office/drawing/2015/10/21/chartex" xmlns:cx3="http://schemas.microsoft.com/office/drawing/2016/5/9/chartex" xmlns:cx4="http://schemas.microsoft.com/office/drawing/2016/5/10/chartex" xmlns:cx5="http://schemas.microsoft.com/office/drawing/2016/5/11/chartex" xmlns:cx6="http://schemas.microsoft.com/office/drawing/2016/5/12/chartex" xmlns:cx7="http://schemas.microsoft.com/office/drawing/2016/5/13/chartex" xmlns:cx8="http://schemas.microsoft.com/office/drawing/2016/5/14/chartex" xmlns:mc="http://schemas.openxmlformats.org/markup-compatibility/2006" xmlns:aink="http://schemas.microsoft.com/office/drawing/2016/ink" xmlns:am3d="http://schemas.microsoft.com/office/drawing/2017/model3d" xmlns:o="urn:schemas-microsoft-com:office:office" xmlns:r="http://schemas.openxmlformats.org/officeDocument/2006/relationships" xmlns:m="http://schemas.openxmlformats.org/officeDocument/2006/math" xmlns:v="urn:schemas-microsoft-com:vml" xmlns:wp14="http://schemas.microsoft.com/office/word/2010/wordprocessingDrawing" xmlns:wp="http://schemas.openxmlformats.org/drawingml/2006/wordprocessingDrawing" xmlns:w10="urn:schemas-microsoft-com:office:word" xmlns:w="http://schemas.openxmlformats.org/wordprocessingml/2006/main" xmlns:w14="http://schemas.microsoft.com/office/word/2010/wordml" xmlns:w15="http://schemas.microsoft.com/office/word/2012/wordml" xmlns:w16cid="http://schemas.microsoft.com/office/word/2016/wordml/cid" xmlns:w16se="http://schemas.microsoft.com/office/word/2015/wordml/symex" xmlns:wpg="http://schemas.microsoft.com/office/word/2010/wordprocessingGroup" xmlns:wpi="http://schemas.microsoft.com/office/word/2010/wordprocessingInk" xmlns:wne="http://schemas.microsoft.com/office/word/2006/wordml" xmlns:wps="http://schemas.microsoft.com/office/word/2010/wordprocessingShape" mc:Ignorable="w14 w15 w16se w16cid wp14">
+<w:document xmlns:wpc="http://schemas.microsoft.com/office/word/2010/wordprocessingCanvas" xmlns:cx="http://schemas.microsoft.com/office/drawing/2014/chartex" xmlns:cx1="http://schemas.microsoft.com/office/drawing/2015/9/8/chartex" xmlns:cx2="http://schemas.microsoft.com/office/drawing/2015/10/21/chartex" xmlns:cx3="http://schemas.microsoft.com/office/drawing/2016/5/9/chartex" xmlns:cx4="http://schemas.microsoft.com/office/drawing/2016/5/10/chartex" xmlns:cx5="http://schemas.microsoft.com/office/drawing/2016/5/11/chartex" xmlns:cx6="http://schemas.microsoft.com/office/drawing/2016/5/12/chartex" xmlns:cx7="http://schemas.microsoft.com/office/drawing/2016/5/13/chartex" xmlns:cx8="http://schemas.microsoft.com/office/drawing/2016/5/14/chartex" xmlns:mc="http://schemas.openxmlformats.org/markup-compatibility/2006" xmlns:aink="http://schemas.microsoft.com/office/drawing/2016/ink" xmlns:am3d="http://schemas.microsoft.com/office/drawing/2017/model3d" xmlns:o="urn:schemas-microsoft-com:office:office" xmlns:oel="http://schemas.microsoft.com/office/2019/extlst" xmlns:r="http://schemas.openxmlformats.org/officeDocument/2006/relationships" xmlns:m="http://schemas.openxmlformats.org/officeDocument/2006/math" xmlns:v="urn:schemas-microsoft-com:vml" xmlns:wp14="http://schemas.microsoft.com/office/word/2010/wordprocessingDrawing" xmlns:wp="http://schemas.openxmlformats.org/drawingml/2006/wordprocessingDrawing" xmlns:w10="urn:schemas-microsoft-com:office:word" xmlns:w="http://schemas.openxmlformats.org/wordprocessingml/2006/main" xmlns:w14="http://schemas.microsoft.com/office/word/2010/wordml" xmlns:w15="http://schemas.microsoft.com/office/word/2012/wordml" xmlns:w16cex="http://schemas.microsoft.com/office/word/2018/wordml/cex" xmlns:w16cid="http://schemas.microsoft.com/office/word/2016/wordml/cid" xmlns:w16="http://schemas.microsoft.com/office/word/2018/wordml" xmlns:w16du="http://schemas.microsoft.com/office/word/2023/wordml/word16du" xmlns:w16sdtdh="http://schemas.microsoft.com/office/word/2020/wordml/sdtdatahash" xmlns:w16se="http://schemas.microsoft.com/office/word/2015/wordml/symex" xmlns:wpg="http://schemas.microsoft.com/office/word/2010/wordprocessingGroup" xmlns:wpi="http://schemas.microsoft.com/office/word/2010/wordprocessingInk" xmlns:wne="http://schemas.microsoft.com/office/word/2006/wordml" xmlns:wps="http://schemas.microsoft.com/office/word/2010/wordprocessingShape" mc:Ignorable="w14 w15 w16se w16cid w16 w16cex w16sdtdh w16du wp14">
   <w:background w:color="FFFFFF"/>
   <w:body>
     <w:tbl>
@@ -34,7 +34,31 @@
               <w:rPr>
                 <w:color w:val="FFFFFF" w:themeColor="background1"/>
               </w:rPr>
-              <w:t xml:space="preserve">Get a Civil docketing statement word</w:t>
+              <w:t xml:space="preserve">Get a Civil </w:t>
+            </w:r>
+            <w:r>
+              <w:rPr>
+                <w:color w:val="FFFFFF" w:themeColor="background1"/>
+              </w:rPr>
+              <w:t>D</w:t>
+            </w:r>
+            <w:r>
+              <w:rPr>
+                <w:color w:val="FFFFFF" w:themeColor="background1"/>
+              </w:rPr>
+              <w:t xml:space="preserve">ocketing </w:t>
+            </w:r>
+            <w:r>
+              <w:rPr>
+                <w:color w:val="FFFFFF" w:themeColor="background1"/>
+              </w:rPr>
+              <w:t>S</w:t>
+            </w:r>
+            <w:r>
+              <w:rPr>
+                <w:color w:val="FFFFFF" w:themeColor="background1"/>
+              </w:rPr>
+              <w:t xml:space="preserve">tatement </w:t>
             </w:r>
           </w:p>
         </w:tc>
@@ -50,112 +74,33 @@
     </w:p>
     <w:p>
       <w:r>
-        <w:t xml:space="preserve">Congratulations </w:t>
+        <w:t xml:space="preserve">You have finished all the forms you need to Civil docketing statement word. </w:t>
       </w:r>
       <w:r>
-        <w:t>{{</w:t>
+        <w:t xml:space="preserve">The rest of the pages in this packet are your </w:t>
       </w:r>
       <w:r>
-        <w:t xml:space="preserve"> </w:t>
+        <w:t xml:space="preserve">Docketing Statement </w:t>
       </w:r>
       <w:r>
-        <w:t>users</w:t>
+        <w:t>for</w:t>
       </w:r>
       <w:r>
-        <w:t xml:space="preserve"> </w:t>
+        <w:t xml:space="preserve"> your Civil</w:t>
       </w:r>
       <w:r>
-        <w:t xml:space="preserve">}}</w:t>
-      </w:r>
-      <w:r>
-        <w:t xml:space="preserve">! You have finished all the forms you need to Civil docketing statement word. The rest of the pages in this packet are your</w:t>
-      </w:r>
-      <w:r>
-        <w:t xml:space="preserve"> appeal</w:t>
-      </w:r>
-      <w:r>
-        <w:t xml:space="preserve"> </w:t>
-      </w:r>
-      <w:r>
-        <w:t>{%</w:t>
-      </w:r>
-      <w:r>
-        <w:t xml:space="preserve"> if other_parties.number() </w:t>
-      </w:r>
-      <w:r>
-        <w:t>%}</w:t>
-      </w:r>
-      <w:r>
-        <w:rPr>
-          <w:b/>
-        </w:rPr>
-        <w:t xml:space="preserve"> </w:t>
-      </w:r>
-      <w:r>
-        <w:t>in</w:t>
-      </w:r>
-      <w:r>
-        <w:rPr>
-          <w:b/>
-        </w:rPr>
-        <w:t xml:space="preserve"> </w:t>
-      </w:r>
-      <w:r>
-        <w:rPr>
-          <w:b/>
-        </w:rPr>
-        <w:t>{{</w:t>
-      </w:r>
-      <w:r>
-        <w:rPr>
-          <w:b/>
-        </w:rPr>
-        <w:t xml:space="preserve"> users </w:t>
-      </w:r>
-      <w:r>
-        <w:rPr>
-          <w:b/>
-        </w:rPr>
-        <w:t>}}</w:t>
-      </w:r>
-      <w:r>
-        <w:rPr>
-          <w:b/>
-        </w:rPr>
-        <w:t xml:space="preserve"> v </w:t>
-      </w:r>
-      <w:r>
-        <w:rPr>
-          <w:b/>
-        </w:rPr>
-        <w:t>{{</w:t>
-      </w:r>
-      <w:r>
-        <w:rPr>
-          <w:b/>
-        </w:rPr>
-        <w:t xml:space="preserve"> other_parties </w:t>
-      </w:r>
-      <w:r>
-        <w:rPr>
-          <w:b/>
-        </w:rPr>
-        <w:t>}}{%</w:t>
-      </w:r>
-      <w:r>
-        <w:t xml:space="preserve"> endif </w:t>
-      </w:r>
-      <w:r>
-        <w:t>%}</w:t>
-      </w:r>
-      <w:r>
-        <w:t>.</w:t>
+        <w:t xml:space="preserve"> docketing statement.</w:t>
       </w:r>
     </w:p>
-    <w:p/>
     <w:p>
       <w:pPr>
         <w:sectPr>
+          <w:headerReference w:type="even" r:id="rId7"/>
+          <w:headerReference w:type="default" r:id="rId8"/>
+          <w:footerReference w:type="even" r:id="rId9"/>
+          <w:footerReference w:type="default" r:id="rId10"/>
+          <w:headerReference w:type="first" r:id="rId11"/>
+          <w:footerReference w:type="first" r:id="rId12"/>
           <w:type w:val="continuous"/>
           <w:pgSz w:w="12240" w:h="15840"/>
           <w:pgMar w:top="720" w:right="720" w:bottom="720" w:left="720" w:header="0" w:footer="0" w:gutter="0"/>
@@ -179,464 +124,123 @@
     </w:p>
     <w:p>
       <w:pPr>
-        <w:pStyle w:val="ListParagraph"/>
-        <w:numPr>
-          <w:ilvl w:val="0"/>
-          <w:numId w:val="1"/>
-        </w:numPr>
-        <w:snapToGrid w:val="0"/>
-        <w:rPr>
-          <w14:textOutline w14:w="9525" w14:cap="rnd" w14:cmpd="sng" w14:algn="ctr">
-            <w14:noFill/>
-            <w14:prstDash w14:val="solid"/>
-            <w14:bevel/>
-          </w14:textOutline>
-        </w:rPr>
+        <w:pStyle w:val="BodyText"/>
+        <w:spacing w:line="249" w:lineRule="auto"/>
+        <w:ind w:left="103" w:right="306"/>
       </w:pPr>
       <w:r>
-        <w:rPr>
-          <w14:textOutline w14:w="9525" w14:cap="rnd" w14:cmpd="sng" w14:algn="ctr">
-            <w14:noFill/>
-            <w14:prstDash w14:val="solid"/>
-            <w14:bevel/>
-          </w14:textOutline>
-        </w:rPr>
-        <w:t xml:space="preserve">File this </w:t>
+        <w:t xml:space="preserve">All attorneys must electronically file the docketing statement using </w:t>
       </w:r>
+      <w:hyperlink r:id="rId13">
+        <w:r>
+          <w:rPr>
+            <w:color w:val="0000FF"/>
+            <w:u w:val="single" w:color="0000FF"/>
+          </w:rPr>
+          <w:t>eFileMA.com</w:t>
+        </w:r>
+        <w:r>
+          <w:rPr>
+            <w:color w:val="0000FF"/>
+          </w:rPr>
+          <w:t xml:space="preserve"> </w:t>
+        </w:r>
+      </w:hyperlink>
       <w:r>
-        <w:t xml:space="preserve">appeal with the court </w:t>
+        <w:t xml:space="preserve">in non-impounded cases. Attorneys filing in impounded cases and self-presented parties in all cases </w:t>
       </w:r>
+      <w:proofErr w:type="gramStart"/>
       <w:r>
-        <w:rPr>
-          <w14:textOutline w14:w="9525" w14:cap="rnd" w14:cmpd="sng" w14:algn="ctr">
-            <w14:noFill/>
-            <w14:prstDash w14:val="solid"/>
-            <w14:bevel/>
-          </w14:textOutline>
-        </w:rPr>
-        <w:t>now.</w:t>
+        <w:t>are encouraged</w:t>
+      </w:r>
+      <w:proofErr w:type="gramEnd"/>
+      <w:r>
+        <w:t xml:space="preserve">, but not required, to file the docketing statement using eFileMA.com. Docketing statements that are not e-filed must be </w:t>
+      </w:r>
+      <w:proofErr w:type="gramStart"/>
+      <w:r>
+        <w:t>submitted</w:t>
+      </w:r>
+      <w:proofErr w:type="gramEnd"/>
+      <w:r>
+        <w:t xml:space="preserve"> on paper by mail or hand-delivery to the Appeals Court.</w:t>
       </w:r>
     </w:p>
     <w:p>
       <w:pPr>
-        <w:pStyle w:val="ListParagraph"/>
-        <w:numPr>
-          <w:ilvl w:val="0"/>
-          <w:numId w:val="1"/>
-        </w:numPr>
-        <w:snapToGrid w:val="0"/>
-        <w:rPr>
-          <w14:textOutline w14:w="9525" w14:cap="rnd" w14:cmpd="sng" w14:algn="ctr">
-            <w14:noFill/>
-            <w14:prstDash w14:val="solid"/>
-            <w14:bevel/>
-          </w14:textOutline>
-        </w:rPr>
+        <w:pStyle w:val="BodyText"/>
+        <w:spacing w:line="249" w:lineRule="auto"/>
+        <w:ind w:left="103" w:right="306"/>
       </w:pPr>
       <w:r>
-        <w:rPr>
-          <w14:textOutline w14:w="9525" w14:cap="rnd" w14:cmpd="sng" w14:algn="ctr">
-            <w14:noFill/>
-            <w14:prstDash w14:val="solid"/>
-            <w14:bevel/>
-          </w14:textOutline>
-        </w:rPr>
-        <w:t xml:space="preserve">Deliver a copy to </w:t>
-      </w:r>
-      <w:r>
-        <w:rPr>
-          <w14:textOutline w14:w="9525" w14:cap="rnd" w14:cmpd="sng" w14:algn="ctr">
-            <w14:noFill/>
-            <w14:prstDash w14:val="solid"/>
-            <w14:bevel/>
-          </w14:textOutline>
-        </w:rPr>
-        <w:t>{{</w:t>
-      </w:r>
-      <w:r>
-        <w:rPr>
-          <w14:textOutline w14:w="9525" w14:cap="rnd" w14:cmpd="sng" w14:algn="ctr">
-            <w14:noFill/>
-            <w14:prstDash w14:val="solid"/>
-            <w14:bevel/>
-          </w14:textOutline>
-        </w:rPr>
-        <w:t xml:space="preserve"> </w:t>
-      </w:r>
-      <w:r>
-        <w:rPr>
-          <w14:textOutline w14:w="9525" w14:cap="rnd" w14:cmpd="sng" w14:algn="ctr">
-            <w14:noFill/>
-            <w14:prstDash w14:val="solid"/>
-            <w14:bevel/>
-          </w14:textOutline>
-        </w:rPr>
-        <w:t>showifdef('other_parties[0]')</w:t>
-      </w:r>
-      <w:r>
-        <w:rPr>
-          <w14:textOutline w14:w="9525" w14:cap="rnd" w14:cmpd="sng" w14:algn="ctr">
-            <w14:noFill/>
-            <w14:prstDash w14:val="solid"/>
-            <w14:bevel/>
-          </w14:textOutline>
-        </w:rPr>
-        <w:t xml:space="preserve"> </w:t>
-      </w:r>
-      <w:r>
-        <w:rPr>
-          <w14:textOutline w14:w="9525" w14:cap="rnd" w14:cmpd="sng" w14:algn="ctr">
-            <w14:noFill/>
-            <w14:prstDash w14:val="solid"/>
-            <w14:bevel/>
-          </w14:textOutline>
-        </w:rPr>
-        <w:t>}}</w:t>
-      </w:r>
-      <w:r>
-        <w:rPr>
-          <w14:textOutline w14:w="9525" w14:cap="rnd" w14:cmpd="sng" w14:algn="ctr">
-            <w14:noFill/>
-            <w14:prstDash w14:val="solid"/>
-            <w14:bevel/>
-          </w14:textOutline>
-        </w:rPr>
-        <w:t xml:space="preserve"> or their attorney.</w:t>
-      </w:r>
-    </w:p>
-    <w:p>
-      <w:pPr>
-        <w:pStyle w:val="ListParagraph"/>
-        <w:numPr>
-          <w:ilvl w:val="0"/>
-          <w:numId w:val="1"/>
-        </w:numPr>
-        <w:snapToGrid w:val="0"/>
-        <w:rPr>
-          <w:b/>
-          <w:bCs/>
-          <w14:textOutline w14:w="9525" w14:cap="rnd" w14:cmpd="sng" w14:algn="ctr">
-            <w14:noFill/>
-            <w14:prstDash w14:val="solid"/>
-            <w14:bevel/>
-          </w14:textOutline>
-        </w:rPr>
-      </w:pPr>
-      <w:r>
-        <w:rPr>
-          <w:b/>
-          <w:bCs/>
-          <w14:textOutline w14:w="9525" w14:cap="rnd" w14:cmpd="sng" w14:algn="ctr">
-            <w14:noFill/>
-            <w14:prstDash w14:val="solid"/>
-            <w14:bevel/>
-          </w14:textOutline>
-        </w:rPr>
-        <w:t>Keep a copy for yourself.</w:t>
-      </w:r>
-    </w:p>
-    <w:p>
-      <w:pPr>
-        <w:pStyle w:val="ListParagraph"/>
-        <w:numPr>
-          <w:ilvl w:val="0"/>
-          <w:numId w:val="1"/>
-        </w:numPr>
-        <w:snapToGrid w:val="0"/>
-        <w:rPr>
-          <w14:textOutline w14:w="9525" w14:cap="rnd" w14:cmpd="sng" w14:algn="ctr">
-            <w14:noFill/>
-            <w14:prstDash w14:val="solid"/>
-            <w14:bevel/>
-          </w14:textOutline>
-        </w:rPr>
-      </w:pPr>
-      <w:r>
-        <w:rPr>
-          <w14:textOutline w14:w="9525" w14:cap="rnd" w14:cmpd="sng" w14:algn="ctr">
-            <w14:noFill/>
-            <w14:prstDash w14:val="solid"/>
-            <w14:bevel/>
-          </w14:textOutline>
-        </w:rPr>
-        <w:t>If the judge decides to grant your</w:t>
-      </w:r>
-      <w:r>
-        <w:t xml:space="preserve"> </w:t>
-      </w:r>
-      <w:r>
-        <w:t xml:space="preserve">appeal</w:t>
-      </w:r>
-      <w:r>
-        <w:rPr>
-          <w14:textOutline w14:w="9525" w14:cap="rnd" w14:cmpd="sng" w14:algn="ctr">
-            <w14:noFill/>
-            <w14:prstDash w14:val="solid"/>
-            <w14:bevel/>
-          </w14:textOutline>
-        </w:rPr>
-        <w:t xml:space="preserve">: </w:t>
-      </w:r>
-      <w:r>
-        <w:rPr>
-          <w14:textOutline w14:w="9525" w14:cap="rnd" w14:cmpd="sng" w14:algn="ctr">
-            <w14:noFill/>
-            <w14:prstDash w14:val="solid"/>
-            <w14:bevel/>
-          </w14:textOutline>
-        </w:rPr>
-        <w:t>.</w:t>
-      </w:r>
-    </w:p>
-    <w:p>
-      <w:pPr>
-        <w:pStyle w:val="ListParagraph"/>
-        <w:numPr>
-          <w:ilvl w:val="0"/>
-          <w:numId w:val="1"/>
-        </w:numPr>
-        <w:snapToGrid w:val="0"/>
-        <w:rPr>
-          <w14:textOutline w14:w="9525" w14:cap="rnd" w14:cmpd="sng" w14:algn="ctr">
-            <w14:noFill/>
-            <w14:prstDash w14:val="solid"/>
-            <w14:bevel/>
-          </w14:textOutline>
-        </w:rPr>
-      </w:pPr>
-      <w:r>
-        <w:rPr>
-          <w14:textOutline w14:w="9525" w14:cap="rnd" w14:cmpd="sng" w14:algn="ctr">
-            <w14:noFill/>
-            <w14:prstDash w14:val="solid"/>
-            <w14:bevel/>
-          </w14:textOutline>
-        </w:rPr>
-        <w:t>Check the decision when you get it to make sure it is correct.</w:t>
-      </w:r>
-    </w:p>
-    <w:p>
-      <w:pPr>
-        <w:pStyle w:val="Heading2"/>
-      </w:pPr>
-      <w:bookmarkStart w:id="1" w:name="_4szgtqe6ov1h"/>
-      <w:bookmarkEnd w:id="1"/>
-      <w:r>
-        <w:t>To file your appeal right away</w:t>
-      </w:r>
-    </w:p>
-    <w:p>
-      <w:pPr>
-        <w:pStyle w:val="NumberedList"/>
-        <w:numPr>
-          <w:ilvl w:val="0"/>
-          <w:numId w:val="3"/>
-        </w:numPr>
-      </w:pPr>
-      <w:r>
-        <w:t xml:space="preserve">Look over the forms below, one more time. Make sure everything is correct. </w:t>
-      </w:r>
-    </w:p>
-    <w:p>
-      <w:pPr>
-        <w:pStyle w:val="NumberedList"/>
-        <w:numPr>
-          <w:ilvl w:val="0"/>
-          <w:numId w:val="3"/>
-        </w:numPr>
-      </w:pPr>
-      <w:r>
-        <w:t xml:space="preserve">Call the </w:t>
-      </w:r>
-      <w:r>
-        <w:t>{{</w:t>
-      </w:r>
-      <w:r>
-        <w:t xml:space="preserve"> </w:t>
-      </w:r>
-      <w:r>
-        <w:t>appeals_court</w:t>
-      </w:r>
-      <w:r>
-        <w:t xml:space="preserve"> </w:t>
-      </w:r>
-      <w:r>
-        <w:t>}}</w:t>
-      </w:r>
-      <w:r>
-        <w:t xml:space="preserve"> </w:t>
-      </w:r>
-      <w:r>
-        <w:t>{{</w:t>
-      </w:r>
-      <w:r>
-        <w:t xml:space="preserve"> </w:t>
-      </w:r>
-      <w:r>
-        <w:t>showifdef('appeals_court.phone_number')</w:t>
-      </w:r>
-      <w:r>
-        <w:t xml:space="preserve"> </w:t>
-      </w:r>
-      <w:r>
-        <w:t>}}</w:t>
-      </w:r>
-      <w:r>
-        <w:t xml:space="preserve"> if you need help delivering the forms to the court</w:t>
-      </w:r>
-      <w:r>
-        <w:t>.</w:t>
-      </w:r>
-    </w:p>
-    <w:p>
-      <w:pPr>
-        <w:pStyle w:val="NumberedList"/>
-        <w:numPr>
-          <w:ilvl w:val="0"/>
-          <w:numId w:val="3"/>
-        </w:numPr>
-      </w:pPr>
-      <w:r>
-        <w:t>{%p</w:t>
-      </w:r>
-      <w:r>
-        <w:t xml:space="preserve"> if defined('appeals_court.address.address') </w:t>
-      </w:r>
-      <w:r>
-        <w:t>%}</w:t>
-      </w:r>
-      <w:r>
-        <w:t xml:space="preserve"> </w:t>
-      </w:r>
-      <w:r>
-        <w:t>The address of your court</w:t>
-      </w:r>
-      <w:r>
-        <w:t xml:space="preserve"> </w:t>
-      </w:r>
-      <w:r>
-        <w:t xml:space="preserve">is: </w:t>
-      </w:r>
-      <w:bookmarkStart w:id="2" w:name="_ayzduvo09uaz"/>
-      <w:bookmarkEnd w:id="2"/>
-      <w:r>
-        <w:br/>
-      </w:r>
-      <w:r>
-        <w:t>{{</w:t>
-      </w:r>
-      <w:r>
-        <w:t xml:space="preserve"> appeals_court.address.on_one_line() </w:t>
-      </w:r>
-      <w:r>
-        <w:t>}}</w:t>
-      </w:r>
-      <w:r>
-        <w:t>.</w:t>
-      </w:r>
-    </w:p>
-    <w:p>
-      <w:pPr>
-        <w:pStyle w:val="NumberedList"/>
-        <w:numPr>
-          <w:ilvl w:val="0"/>
-          <w:numId w:val="3"/>
-        </w:numPr>
-      </w:pPr>
-      <w:r>
-        <w:t>{%p</w:t>
-      </w:r>
-      <w:r>
-        <w:t xml:space="preserve"> endif </w:t>
-      </w:r>
-      <w:r>
-        <w:t>%}</w:t>
-      </w:r>
-    </w:p>
-    <w:p>
-      <w:pPr>
-        <w:pStyle w:val="NumberedList"/>
-      </w:pPr>
-    </w:p>
-    <w:p>
-      <w:pPr>
-        <w:pStyle w:val="Heading2"/>
-      </w:pPr>
-      <w:r>
-        <w:t>What happens after I file my appeal?</w:t>
+        <w:t xml:space="preserve">You must serve all other parties according to the information you provided on the form. </w:t>
       </w:r>
     </w:p>
     <w:p>
       <w:r>
-        <w:t xml:space="preserve">The judge reads your appeal and the record appendix. They may decide based just on your papers, or they may schedule a hearing.</w:t>
+        <w:t xml:space="preserve">Ensure that the Criminal Docketing Statement is </w:t>
+      </w:r>
+      <w:proofErr w:type="gramStart"/>
+      <w:r>
+        <w:t>submitted</w:t>
+      </w:r>
+      <w:proofErr w:type="gramEnd"/>
+      <w:r>
+        <w:t xml:space="preserve"> within the 14-day deadline. If filing electronically, use eFileMA.com; otherwise, mail or deliver it to the Appeals Court. Keep a copy for your records.</w:t>
       </w:r>
     </w:p>
     <w:p>
       <w:pPr>
-        <w:pStyle w:val="Heading2"/>
-      </w:pPr>
-      <w:bookmarkStart w:id="3" w:name="_7jbtnvplu76"/>
-      <w:bookmarkEnd w:id="3"/>
+        <w:pStyle w:val="BodyText"/>
+        <w:spacing w:line="249" w:lineRule="auto"/>
+        <w:ind w:left="103" w:right="306"/>
+      </w:pPr>
+    </w:p>
+    <w:p>
+      <w:pPr>
+        <w:pStyle w:val="BodyText"/>
+        <w:spacing w:line="249" w:lineRule="auto"/>
+        <w:ind w:right="306"/>
+      </w:pPr>
       <w:r>
-        <w:t>What can the judge do?</w:t>
+        <w:tab/>
       </w:r>
     </w:p>
     <w:p>
+      <w:pPr>
+        <w:pStyle w:val="Heading2"/>
+        <w:keepNext/>
+      </w:pPr>
+      <w:bookmarkStart w:id="1" w:name="_4szgtqe6ov1h"/>
+      <w:bookmarkEnd w:id="1"/>
       <w:r>
-        <w:t xml:space="preserve">The judge can:</w:t>
+        <w:t xml:space="preserve">Learn </w:t>
       </w:r>
+      <w:proofErr w:type="gramStart"/>
+      <w:r>
+        <w:t>more</w:t>
+      </w:r>
+      <w:proofErr w:type="gramEnd"/>
     </w:p>
     <w:p>
       <w:pPr>
-        <w:pStyle w:val="Heading2"/>
-      </w:pPr>
-      <w:r>
-        <w:t>What happens if the judge grants my request for an appeal?</w:t>
-      </w:r>
-    </w:p>
-    <w:p>
-      <w:r>
-        <w:t>If the judge decides to grant your appea</w:t>
-      </w:r>
-      <w:r>
-        <w:t>l</w:t>
-      </w:r>
-      <w:r>
-        <w:t xml:space="preserve">:</w:t>
-      </w:r>
-    </w:p>
-    <w:p>
-      <w:pPr>
+        <w:keepNext/>
         <w:rPr>
           <w:b/>
         </w:rPr>
       </w:pPr>
-    </w:p>
-    <w:p>
       <w:r>
-        <w:rPr>
-          <w:b/>
-        </w:rPr>
-        <w:t xml:space="preserve">Read </w:t>
+        <w:t xml:space="preserve">Visit </w:t>
       </w:r>
-      <w:r>
-        <w:t>the decision as soon as you get it. Call the court to fix any mistakes. You may need to go back in front of the judge to get the decision corrected.</w:t>
-      </w:r>
-    </w:p>
-    <w:p>
-      <w:bookmarkStart w:id="5" w:name="_wjzvjugefec1"/>
-      <w:bookmarkStart w:id="6" w:name="_jpvqkqfibwqh"/>
-      <w:bookmarkEnd w:id="5"/>
-      <w:bookmarkEnd w:id="6"/>
-    </w:p>
-    <w:p>
-      <w:pPr>
-        <w:pStyle w:val="Heading2"/>
-        <w:keepNext/>
-      </w:pPr>
-      <w:r>
-        <w:t xml:space="preserve">Learn more</w:t>
-      </w:r>
+      <w:hyperlink r:id="rId14" w:history="1">
+        <w:r>
+          <w:rPr>
+            <w:rStyle w:val="Hyperlink"/>
+            <w:b/>
+          </w:rPr>
+          <w:t>https://www.mass.gov/appeals-court-rules/appeals-court-rule-100-docketing-statement-for-all-appeals-civil-and-criminal</w:t>
+        </w:r>
+      </w:hyperlink>
     </w:p>
     <w:sectPr>
       <w:type w:val="continuous"/>
@@ -651,7 +255,7 @@
 </file>
 
 <file path=word/endnotes.xml><?xml version="1.0" encoding="utf-8"?>
-<w:endnotes xmlns:wpc="http://schemas.microsoft.com/office/word/2010/wordprocessingCanvas" xmlns:cx="http://schemas.microsoft.com/office/drawing/2014/chartex" xmlns:cx1="http://schemas.microsoft.com/office/drawing/2015/9/8/chartex" xmlns:cx2="http://schemas.microsoft.com/office/drawing/2015/10/21/chartex" xmlns:cx3="http://schemas.microsoft.com/office/drawing/2016/5/9/chartex" xmlns:cx4="http://schemas.microsoft.com/office/drawing/2016/5/10/chartex" xmlns:cx5="http://schemas.microsoft.com/office/drawing/2016/5/11/chartex" xmlns:cx6="http://schemas.microsoft.com/office/drawing/2016/5/12/chartex" xmlns:cx7="http://schemas.microsoft.com/office/drawing/2016/5/13/chartex" xmlns:cx8="http://schemas.microsoft.com/office/drawing/2016/5/14/chartex" xmlns:mc="http://schemas.openxmlformats.org/markup-compatibility/2006" xmlns:aink="http://schemas.microsoft.com/office/drawing/2016/ink" xmlns:am3d="http://schemas.microsoft.com/office/drawing/2017/model3d" xmlns:o="urn:schemas-microsoft-com:office:office" xmlns:r="http://schemas.openxmlformats.org/officeDocument/2006/relationships" xmlns:m="http://schemas.openxmlformats.org/officeDocument/2006/math" xmlns:v="urn:schemas-microsoft-com:vml" xmlns:wp14="http://schemas.microsoft.com/office/word/2010/wordprocessingDrawing" xmlns:wp="http://schemas.openxmlformats.org/drawingml/2006/wordprocessingDrawing" xmlns:w10="urn:schemas-microsoft-com:office:word" xmlns:w="http://schemas.openxmlformats.org/wordprocessingml/2006/main" xmlns:w14="http://schemas.microsoft.com/office/word/2010/wordml" xmlns:w15="http://schemas.microsoft.com/office/word/2012/wordml" xmlns:w16cid="http://schemas.microsoft.com/office/word/2016/wordml/cid" xmlns:w16se="http://schemas.microsoft.com/office/word/2015/wordml/symex" xmlns:wpg="http://schemas.microsoft.com/office/word/2010/wordprocessingGroup" xmlns:wpi="http://schemas.microsoft.com/office/word/2010/wordprocessingInk" xmlns:wne="http://schemas.microsoft.com/office/word/2006/wordml" xmlns:wps="http://schemas.microsoft.com/office/word/2010/wordprocessingShape" mc:Ignorable="w14 w15 w16se w16cid wp14">
+<w:endnotes xmlns:wpc="http://schemas.microsoft.com/office/word/2010/wordprocessingCanvas" xmlns:cx="http://schemas.microsoft.com/office/drawing/2014/chartex" xmlns:cx1="http://schemas.microsoft.com/office/drawing/2015/9/8/chartex" xmlns:cx2="http://schemas.microsoft.com/office/drawing/2015/10/21/chartex" xmlns:cx3="http://schemas.microsoft.com/office/drawing/2016/5/9/chartex" xmlns:cx4="http://schemas.microsoft.com/office/drawing/2016/5/10/chartex" xmlns:cx5="http://schemas.microsoft.com/office/drawing/2016/5/11/chartex" xmlns:cx6="http://schemas.microsoft.com/office/drawing/2016/5/12/chartex" xmlns:cx7="http://schemas.microsoft.com/office/drawing/2016/5/13/chartex" xmlns:cx8="http://schemas.microsoft.com/office/drawing/2016/5/14/chartex" xmlns:mc="http://schemas.openxmlformats.org/markup-compatibility/2006" xmlns:aink="http://schemas.microsoft.com/office/drawing/2016/ink" xmlns:am3d="http://schemas.microsoft.com/office/drawing/2017/model3d" xmlns:o="urn:schemas-microsoft-com:office:office" xmlns:oel="http://schemas.microsoft.com/office/2019/extlst" xmlns:r="http://schemas.openxmlformats.org/officeDocument/2006/relationships" xmlns:m="http://schemas.openxmlformats.org/officeDocument/2006/math" xmlns:v="urn:schemas-microsoft-com:vml" xmlns:wp14="http://schemas.microsoft.com/office/word/2010/wordprocessingDrawing" xmlns:wp="http://schemas.openxmlformats.org/drawingml/2006/wordprocessingDrawing" xmlns:w10="urn:schemas-microsoft-com:office:word" xmlns:w="http://schemas.openxmlformats.org/wordprocessingml/2006/main" xmlns:w14="http://schemas.microsoft.com/office/word/2010/wordml" xmlns:w15="http://schemas.microsoft.com/office/word/2012/wordml" xmlns:w16cex="http://schemas.microsoft.com/office/word/2018/wordml/cex" xmlns:w16cid="http://schemas.microsoft.com/office/word/2016/wordml/cid" xmlns:w16="http://schemas.microsoft.com/office/word/2018/wordml" xmlns:w16du="http://schemas.microsoft.com/office/word/2023/wordml/word16du" xmlns:w16sdtdh="http://schemas.microsoft.com/office/word/2020/wordml/sdtdatahash" xmlns:w16se="http://schemas.microsoft.com/office/word/2015/wordml/symex" xmlns:wpg="http://schemas.microsoft.com/office/word/2010/wordprocessingGroup" xmlns:wpi="http://schemas.microsoft.com/office/word/2010/wordprocessingInk" xmlns:wne="http://schemas.microsoft.com/office/word/2006/wordml" xmlns:wps="http://schemas.microsoft.com/office/word/2010/wordprocessingShape" mc:Ignorable="w14 w15 w16se w16cid w16 w16cex w16sdtdh w16du wp14">
   <w:endnote w:type="separator" w:id="-1">
     <w:p>
       <w:pPr>
@@ -675,8 +279,38 @@
 </w:endnotes>
 </file>
 
+<file path=word/footer1.xml><?xml version="1.0" encoding="utf-8"?>
+<w:ftr xmlns:wpc="http://schemas.microsoft.com/office/word/2010/wordprocessingCanvas" xmlns:cx="http://schemas.microsoft.com/office/drawing/2014/chartex" xmlns:cx1="http://schemas.microsoft.com/office/drawing/2015/9/8/chartex" xmlns:cx2="http://schemas.microsoft.com/office/drawing/2015/10/21/chartex" xmlns:cx3="http://schemas.microsoft.com/office/drawing/2016/5/9/chartex" xmlns:cx4="http://schemas.microsoft.com/office/drawing/2016/5/10/chartex" xmlns:cx5="http://schemas.microsoft.com/office/drawing/2016/5/11/chartex" xmlns:cx6="http://schemas.microsoft.com/office/drawing/2016/5/12/chartex" xmlns:cx7="http://schemas.microsoft.com/office/drawing/2016/5/13/chartex" xmlns:cx8="http://schemas.microsoft.com/office/drawing/2016/5/14/chartex" xmlns:mc="http://schemas.openxmlformats.org/markup-compatibility/2006" xmlns:aink="http://schemas.microsoft.com/office/drawing/2016/ink" xmlns:am3d="http://schemas.microsoft.com/office/drawing/2017/model3d" xmlns:o="urn:schemas-microsoft-com:office:office" xmlns:oel="http://schemas.microsoft.com/office/2019/extlst" xmlns:r="http://schemas.openxmlformats.org/officeDocument/2006/relationships" xmlns:m="http://schemas.openxmlformats.org/officeDocument/2006/math" xmlns:v="urn:schemas-microsoft-com:vml" xmlns:wp14="http://schemas.microsoft.com/office/word/2010/wordprocessingDrawing" xmlns:wp="http://schemas.openxmlformats.org/drawingml/2006/wordprocessingDrawing" xmlns:w10="urn:schemas-microsoft-com:office:word" xmlns:w="http://schemas.openxmlformats.org/wordprocessingml/2006/main" xmlns:w14="http://schemas.microsoft.com/office/word/2010/wordml" xmlns:w15="http://schemas.microsoft.com/office/word/2012/wordml" xmlns:w16cex="http://schemas.microsoft.com/office/word/2018/wordml/cex" xmlns:w16cid="http://schemas.microsoft.com/office/word/2016/wordml/cid" xmlns:w16="http://schemas.microsoft.com/office/word/2018/wordml" xmlns:w16du="http://schemas.microsoft.com/office/word/2023/wordml/word16du" xmlns:w16sdtdh="http://schemas.microsoft.com/office/word/2020/wordml/sdtdatahash" xmlns:w16se="http://schemas.microsoft.com/office/word/2015/wordml/symex" xmlns:wpg="http://schemas.microsoft.com/office/word/2010/wordprocessingGroup" xmlns:wpi="http://schemas.microsoft.com/office/word/2010/wordprocessingInk" xmlns:wne="http://schemas.microsoft.com/office/word/2006/wordml" xmlns:wps="http://schemas.microsoft.com/office/word/2010/wordprocessingShape" mc:Ignorable="w14 w15 w16se w16cid w16 w16cex w16sdtdh w16du wp14">
+  <w:p>
+    <w:pPr>
+      <w:pStyle w:val="Footer"/>
+    </w:pPr>
+  </w:p>
+</w:ftr>
+</file>
+
+<file path=word/footer2.xml><?xml version="1.0" encoding="utf-8"?>
+<w:ftr xmlns:wpc="http://schemas.microsoft.com/office/word/2010/wordprocessingCanvas" xmlns:cx="http://schemas.microsoft.com/office/drawing/2014/chartex" xmlns:cx1="http://schemas.microsoft.com/office/drawing/2015/9/8/chartex" xmlns:cx2="http://schemas.microsoft.com/office/drawing/2015/10/21/chartex" xmlns:cx3="http://schemas.microsoft.com/office/drawing/2016/5/9/chartex" xmlns:cx4="http://schemas.microsoft.com/office/drawing/2016/5/10/chartex" xmlns:cx5="http://schemas.microsoft.com/office/drawing/2016/5/11/chartex" xmlns:cx6="http://schemas.microsoft.com/office/drawing/2016/5/12/chartex" xmlns:cx7="http://schemas.microsoft.com/office/drawing/2016/5/13/chartex" xmlns:cx8="http://schemas.microsoft.com/office/drawing/2016/5/14/chartex" xmlns:mc="http://schemas.openxmlformats.org/markup-compatibility/2006" xmlns:aink="http://schemas.microsoft.com/office/drawing/2016/ink" xmlns:am3d="http://schemas.microsoft.com/office/drawing/2017/model3d" xmlns:o="urn:schemas-microsoft-com:office:office" xmlns:oel="http://schemas.microsoft.com/office/2019/extlst" xmlns:r="http://schemas.openxmlformats.org/officeDocument/2006/relationships" xmlns:m="http://schemas.openxmlformats.org/officeDocument/2006/math" xmlns:v="urn:schemas-microsoft-com:vml" xmlns:wp14="http://schemas.microsoft.com/office/word/2010/wordprocessingDrawing" xmlns:wp="http://schemas.openxmlformats.org/drawingml/2006/wordprocessingDrawing" xmlns:w10="urn:schemas-microsoft-com:office:word" xmlns:w="http://schemas.openxmlformats.org/wordprocessingml/2006/main" xmlns:w14="http://schemas.microsoft.com/office/word/2010/wordml" xmlns:w15="http://schemas.microsoft.com/office/word/2012/wordml" xmlns:w16cex="http://schemas.microsoft.com/office/word/2018/wordml/cex" xmlns:w16cid="http://schemas.microsoft.com/office/word/2016/wordml/cid" xmlns:w16="http://schemas.microsoft.com/office/word/2018/wordml" xmlns:w16du="http://schemas.microsoft.com/office/word/2023/wordml/word16du" xmlns:w16sdtdh="http://schemas.microsoft.com/office/word/2020/wordml/sdtdatahash" xmlns:w16se="http://schemas.microsoft.com/office/word/2015/wordml/symex" xmlns:wpg="http://schemas.microsoft.com/office/word/2010/wordprocessingGroup" xmlns:wpi="http://schemas.microsoft.com/office/word/2010/wordprocessingInk" xmlns:wne="http://schemas.microsoft.com/office/word/2006/wordml" xmlns:wps="http://schemas.microsoft.com/office/word/2010/wordprocessingShape" mc:Ignorable="w14 w15 w16se w16cid w16 w16cex w16sdtdh w16du wp14">
+  <w:p>
+    <w:pPr>
+      <w:pStyle w:val="Footer"/>
+    </w:pPr>
+  </w:p>
+</w:ftr>
+</file>
+
+<file path=word/footer3.xml><?xml version="1.0" encoding="utf-8"?>
+<w:ftr xmlns:wpc="http://schemas.microsoft.com/office/word/2010/wordprocessingCanvas" xmlns:cx="http://schemas.microsoft.com/office/drawing/2014/chartex" xmlns:cx1="http://schemas.microsoft.com/office/drawing/2015/9/8/chartex" xmlns:cx2="http://schemas.microsoft.com/office/drawing/2015/10/21/chartex" xmlns:cx3="http://schemas.microsoft.com/office/drawing/2016/5/9/chartex" xmlns:cx4="http://schemas.microsoft.com/office/drawing/2016/5/10/chartex" xmlns:cx5="http://schemas.microsoft.com/office/drawing/2016/5/11/chartex" xmlns:cx6="http://schemas.microsoft.com/office/drawing/2016/5/12/chartex" xmlns:cx7="http://schemas.microsoft.com/office/drawing/2016/5/13/chartex" xmlns:cx8="http://schemas.microsoft.com/office/drawing/2016/5/14/chartex" xmlns:mc="http://schemas.openxmlformats.org/markup-compatibility/2006" xmlns:aink="http://schemas.microsoft.com/office/drawing/2016/ink" xmlns:am3d="http://schemas.microsoft.com/office/drawing/2017/model3d" xmlns:o="urn:schemas-microsoft-com:office:office" xmlns:oel="http://schemas.microsoft.com/office/2019/extlst" xmlns:r="http://schemas.openxmlformats.org/officeDocument/2006/relationships" xmlns:m="http://schemas.openxmlformats.org/officeDocument/2006/math" xmlns:v="urn:schemas-microsoft-com:vml" xmlns:wp14="http://schemas.microsoft.com/office/word/2010/wordprocessingDrawing" xmlns:wp="http://schemas.openxmlformats.org/drawingml/2006/wordprocessingDrawing" xmlns:w10="urn:schemas-microsoft-com:office:word" xmlns:w="http://schemas.openxmlformats.org/wordprocessingml/2006/main" xmlns:w14="http://schemas.microsoft.com/office/word/2010/wordml" xmlns:w15="http://schemas.microsoft.com/office/word/2012/wordml" xmlns:w16cex="http://schemas.microsoft.com/office/word/2018/wordml/cex" xmlns:w16cid="http://schemas.microsoft.com/office/word/2016/wordml/cid" xmlns:w16="http://schemas.microsoft.com/office/word/2018/wordml" xmlns:w16du="http://schemas.microsoft.com/office/word/2023/wordml/word16du" xmlns:w16sdtdh="http://schemas.microsoft.com/office/word/2020/wordml/sdtdatahash" xmlns:w16se="http://schemas.microsoft.com/office/word/2015/wordml/symex" xmlns:wpg="http://schemas.microsoft.com/office/word/2010/wordprocessingGroup" xmlns:wpi="http://schemas.microsoft.com/office/word/2010/wordprocessingInk" xmlns:wne="http://schemas.microsoft.com/office/word/2006/wordml" xmlns:wps="http://schemas.microsoft.com/office/word/2010/wordprocessingShape" mc:Ignorable="w14 w15 w16se w16cid w16 w16cex w16sdtdh w16du wp14">
+  <w:p>
+    <w:pPr>
+      <w:pStyle w:val="Footer"/>
+    </w:pPr>
+  </w:p>
+</w:ftr>
+</file>
+
 <file path=word/footnotes.xml><?xml version="1.0" encoding="utf-8"?>
-<w:footnotes xmlns:wpc="http://schemas.microsoft.com/office/word/2010/wordprocessingCanvas" xmlns:cx="http://schemas.microsoft.com/office/drawing/2014/chartex" xmlns:cx1="http://schemas.microsoft.com/office/drawing/2015/9/8/chartex" xmlns:cx2="http://schemas.microsoft.com/office/drawing/2015/10/21/chartex" xmlns:cx3="http://schemas.microsoft.com/office/drawing/2016/5/9/chartex" xmlns:cx4="http://schemas.microsoft.com/office/drawing/2016/5/10/chartex" xmlns:cx5="http://schemas.microsoft.com/office/drawing/2016/5/11/chartex" xmlns:cx6="http://schemas.microsoft.com/office/drawing/2016/5/12/chartex" xmlns:cx7="http://schemas.microsoft.com/office/drawing/2016/5/13/chartex" xmlns:cx8="http://schemas.microsoft.com/office/drawing/2016/5/14/chartex" xmlns:mc="http://schemas.openxmlformats.org/markup-compatibility/2006" xmlns:aink="http://schemas.microsoft.com/office/drawing/2016/ink" xmlns:am3d="http://schemas.microsoft.com/office/drawing/2017/model3d" xmlns:o="urn:schemas-microsoft-com:office:office" xmlns:r="http://schemas.openxmlformats.org/officeDocument/2006/relationships" xmlns:m="http://schemas.openxmlformats.org/officeDocument/2006/math" xmlns:v="urn:schemas-microsoft-com:vml" xmlns:wp14="http://schemas.microsoft.com/office/word/2010/wordprocessingDrawing" xmlns:wp="http://schemas.openxmlformats.org/drawingml/2006/wordprocessingDrawing" xmlns:w10="urn:schemas-microsoft-com:office:word" xmlns:w="http://schemas.openxmlformats.org/wordprocessingml/2006/main" xmlns:w14="http://schemas.microsoft.com/office/word/2010/wordml" xmlns:w15="http://schemas.microsoft.com/office/word/2012/wordml" xmlns:w16cid="http://schemas.microsoft.com/office/word/2016/wordml/cid" xmlns:w16se="http://schemas.microsoft.com/office/word/2015/wordml/symex" xmlns:wpg="http://schemas.microsoft.com/office/word/2010/wordprocessingGroup" xmlns:wpi="http://schemas.microsoft.com/office/word/2010/wordprocessingInk" xmlns:wne="http://schemas.microsoft.com/office/word/2006/wordml" xmlns:wps="http://schemas.microsoft.com/office/word/2010/wordprocessingShape" mc:Ignorable="w14 w15 w16se w16cid wp14">
+<w:footnotes xmlns:wpc="http://schemas.microsoft.com/office/word/2010/wordprocessingCanvas" xmlns:cx="http://schemas.microsoft.com/office/drawing/2014/chartex" xmlns:cx1="http://schemas.microsoft.com/office/drawing/2015/9/8/chartex" xmlns:cx2="http://schemas.microsoft.com/office/drawing/2015/10/21/chartex" xmlns:cx3="http://schemas.microsoft.com/office/drawing/2016/5/9/chartex" xmlns:cx4="http://schemas.microsoft.com/office/drawing/2016/5/10/chartex" xmlns:cx5="http://schemas.microsoft.com/office/drawing/2016/5/11/chartex" xmlns:cx6="http://schemas.microsoft.com/office/drawing/2016/5/12/chartex" xmlns:cx7="http://schemas.microsoft.com/office/drawing/2016/5/13/chartex" xmlns:cx8="http://schemas.microsoft.com/office/drawing/2016/5/14/chartex" xmlns:mc="http://schemas.openxmlformats.org/markup-compatibility/2006" xmlns:aink="http://schemas.microsoft.com/office/drawing/2016/ink" xmlns:am3d="http://schemas.microsoft.com/office/drawing/2017/model3d" xmlns:o="urn:schemas-microsoft-com:office:office" xmlns:oel="http://schemas.microsoft.com/office/2019/extlst" xmlns:r="http://schemas.openxmlformats.org/officeDocument/2006/relationships" xmlns:m="http://schemas.openxmlformats.org/officeDocument/2006/math" xmlns:v="urn:schemas-microsoft-com:vml" xmlns:wp14="http://schemas.microsoft.com/office/word/2010/wordprocessingDrawing" xmlns:wp="http://schemas.openxmlformats.org/drawingml/2006/wordprocessingDrawing" xmlns:w10="urn:schemas-microsoft-com:office:word" xmlns:w="http://schemas.openxmlformats.org/wordprocessingml/2006/main" xmlns:w14="http://schemas.microsoft.com/office/word/2010/wordml" xmlns:w15="http://schemas.microsoft.com/office/word/2012/wordml" xmlns:w16cex="http://schemas.microsoft.com/office/word/2018/wordml/cex" xmlns:w16cid="http://schemas.microsoft.com/office/word/2016/wordml/cid" xmlns:w16="http://schemas.microsoft.com/office/word/2018/wordml" xmlns:w16du="http://schemas.microsoft.com/office/word/2023/wordml/word16du" xmlns:w16sdtdh="http://schemas.microsoft.com/office/word/2020/wordml/sdtdatahash" xmlns:w16se="http://schemas.microsoft.com/office/word/2015/wordml/symex" xmlns:wpg="http://schemas.microsoft.com/office/word/2010/wordprocessingGroup" xmlns:wpi="http://schemas.microsoft.com/office/word/2010/wordprocessingInk" xmlns:wne="http://schemas.microsoft.com/office/word/2006/wordml" xmlns:wps="http://schemas.microsoft.com/office/word/2010/wordprocessingShape" mc:Ignorable="w14 w15 w16se w16cid w16 w16cex w16sdtdh w16du wp14">
   <w:footnote w:type="separator" w:id="-1">
     <w:p>
       <w:pPr>
@@ -700,8 +334,38 @@
 </w:footnotes>
 </file>
 
+<file path=word/header1.xml><?xml version="1.0" encoding="utf-8"?>
+<w:hdr xmlns:wpc="http://schemas.microsoft.com/office/word/2010/wordprocessingCanvas" xmlns:cx="http://schemas.microsoft.com/office/drawing/2014/chartex" xmlns:cx1="http://schemas.microsoft.com/office/drawing/2015/9/8/chartex" xmlns:cx2="http://schemas.microsoft.com/office/drawing/2015/10/21/chartex" xmlns:cx3="http://schemas.microsoft.com/office/drawing/2016/5/9/chartex" xmlns:cx4="http://schemas.microsoft.com/office/drawing/2016/5/10/chartex" xmlns:cx5="http://schemas.microsoft.com/office/drawing/2016/5/11/chartex" xmlns:cx6="http://schemas.microsoft.com/office/drawing/2016/5/12/chartex" xmlns:cx7="http://schemas.microsoft.com/office/drawing/2016/5/13/chartex" xmlns:cx8="http://schemas.microsoft.com/office/drawing/2016/5/14/chartex" xmlns:mc="http://schemas.openxmlformats.org/markup-compatibility/2006" xmlns:aink="http://schemas.microsoft.com/office/drawing/2016/ink" xmlns:am3d="http://schemas.microsoft.com/office/drawing/2017/model3d" xmlns:o="urn:schemas-microsoft-com:office:office" xmlns:oel="http://schemas.microsoft.com/office/2019/extlst" xmlns:r="http://schemas.openxmlformats.org/officeDocument/2006/relationships" xmlns:m="http://schemas.openxmlformats.org/officeDocument/2006/math" xmlns:v="urn:schemas-microsoft-com:vml" xmlns:wp14="http://schemas.microsoft.com/office/word/2010/wordprocessingDrawing" xmlns:wp="http://schemas.openxmlformats.org/drawingml/2006/wordprocessingDrawing" xmlns:w10="urn:schemas-microsoft-com:office:word" xmlns:w="http://schemas.openxmlformats.org/wordprocessingml/2006/main" xmlns:w14="http://schemas.microsoft.com/office/word/2010/wordml" xmlns:w15="http://schemas.microsoft.com/office/word/2012/wordml" xmlns:w16cex="http://schemas.microsoft.com/office/word/2018/wordml/cex" xmlns:w16cid="http://schemas.microsoft.com/office/word/2016/wordml/cid" xmlns:w16="http://schemas.microsoft.com/office/word/2018/wordml" xmlns:w16du="http://schemas.microsoft.com/office/word/2023/wordml/word16du" xmlns:w16sdtdh="http://schemas.microsoft.com/office/word/2020/wordml/sdtdatahash" xmlns:w16se="http://schemas.microsoft.com/office/word/2015/wordml/symex" xmlns:wpg="http://schemas.microsoft.com/office/word/2010/wordprocessingGroup" xmlns:wpi="http://schemas.microsoft.com/office/word/2010/wordprocessingInk" xmlns:wne="http://schemas.microsoft.com/office/word/2006/wordml" xmlns:wps="http://schemas.microsoft.com/office/word/2010/wordprocessingShape" mc:Ignorable="w14 w15 w16se w16cid w16 w16cex w16sdtdh w16du wp14">
+  <w:p>
+    <w:pPr>
+      <w:pStyle w:val="Header"/>
+    </w:pPr>
+  </w:p>
+</w:hdr>
+</file>
+
+<file path=word/header2.xml><?xml version="1.0" encoding="utf-8"?>
+<w:hdr xmlns:wpc="http://schemas.microsoft.com/office/word/2010/wordprocessingCanvas" xmlns:cx="http://schemas.microsoft.com/office/drawing/2014/chartex" xmlns:cx1="http://schemas.microsoft.com/office/drawing/2015/9/8/chartex" xmlns:cx2="http://schemas.microsoft.com/office/drawing/2015/10/21/chartex" xmlns:cx3="http://schemas.microsoft.com/office/drawing/2016/5/9/chartex" xmlns:cx4="http://schemas.microsoft.com/office/drawing/2016/5/10/chartex" xmlns:cx5="http://schemas.microsoft.com/office/drawing/2016/5/11/chartex" xmlns:cx6="http://schemas.microsoft.com/office/drawing/2016/5/12/chartex" xmlns:cx7="http://schemas.microsoft.com/office/drawing/2016/5/13/chartex" xmlns:cx8="http://schemas.microsoft.com/office/drawing/2016/5/14/chartex" xmlns:mc="http://schemas.openxmlformats.org/markup-compatibility/2006" xmlns:aink="http://schemas.microsoft.com/office/drawing/2016/ink" xmlns:am3d="http://schemas.microsoft.com/office/drawing/2017/model3d" xmlns:o="urn:schemas-microsoft-com:office:office" xmlns:oel="http://schemas.microsoft.com/office/2019/extlst" xmlns:r="http://schemas.openxmlformats.org/officeDocument/2006/relationships" xmlns:m="http://schemas.openxmlformats.org/officeDocument/2006/math" xmlns:v="urn:schemas-microsoft-com:vml" xmlns:wp14="http://schemas.microsoft.com/office/word/2010/wordprocessingDrawing" xmlns:wp="http://schemas.openxmlformats.org/drawingml/2006/wordprocessingDrawing" xmlns:w10="urn:schemas-microsoft-com:office:word" xmlns:w="http://schemas.openxmlformats.org/wordprocessingml/2006/main" xmlns:w14="http://schemas.microsoft.com/office/word/2010/wordml" xmlns:w15="http://schemas.microsoft.com/office/word/2012/wordml" xmlns:w16cex="http://schemas.microsoft.com/office/word/2018/wordml/cex" xmlns:w16cid="http://schemas.microsoft.com/office/word/2016/wordml/cid" xmlns:w16="http://schemas.microsoft.com/office/word/2018/wordml" xmlns:w16du="http://schemas.microsoft.com/office/word/2023/wordml/word16du" xmlns:w16sdtdh="http://schemas.microsoft.com/office/word/2020/wordml/sdtdatahash" xmlns:w16se="http://schemas.microsoft.com/office/word/2015/wordml/symex" xmlns:wpg="http://schemas.microsoft.com/office/word/2010/wordprocessingGroup" xmlns:wpi="http://schemas.microsoft.com/office/word/2010/wordprocessingInk" xmlns:wne="http://schemas.microsoft.com/office/word/2006/wordml" xmlns:wps="http://schemas.microsoft.com/office/word/2010/wordprocessingShape" mc:Ignorable="w14 w15 w16se w16cid w16 w16cex w16sdtdh w16du wp14">
+  <w:p>
+    <w:pPr>
+      <w:pStyle w:val="Header"/>
+    </w:pPr>
+  </w:p>
+</w:hdr>
+</file>
+
+<file path=word/header3.xml><?xml version="1.0" encoding="utf-8"?>
+<w:hdr xmlns:wpc="http://schemas.microsoft.com/office/word/2010/wordprocessingCanvas" xmlns:cx="http://schemas.microsoft.com/office/drawing/2014/chartex" xmlns:cx1="http://schemas.microsoft.com/office/drawing/2015/9/8/chartex" xmlns:cx2="http://schemas.microsoft.com/office/drawing/2015/10/21/chartex" xmlns:cx3="http://schemas.microsoft.com/office/drawing/2016/5/9/chartex" xmlns:cx4="http://schemas.microsoft.com/office/drawing/2016/5/10/chartex" xmlns:cx5="http://schemas.microsoft.com/office/drawing/2016/5/11/chartex" xmlns:cx6="http://schemas.microsoft.com/office/drawing/2016/5/12/chartex" xmlns:cx7="http://schemas.microsoft.com/office/drawing/2016/5/13/chartex" xmlns:cx8="http://schemas.microsoft.com/office/drawing/2016/5/14/chartex" xmlns:mc="http://schemas.openxmlformats.org/markup-compatibility/2006" xmlns:aink="http://schemas.microsoft.com/office/drawing/2016/ink" xmlns:am3d="http://schemas.microsoft.com/office/drawing/2017/model3d" xmlns:o="urn:schemas-microsoft-com:office:office" xmlns:oel="http://schemas.microsoft.com/office/2019/extlst" xmlns:r="http://schemas.openxmlformats.org/officeDocument/2006/relationships" xmlns:m="http://schemas.openxmlformats.org/officeDocument/2006/math" xmlns:v="urn:schemas-microsoft-com:vml" xmlns:wp14="http://schemas.microsoft.com/office/word/2010/wordprocessingDrawing" xmlns:wp="http://schemas.openxmlformats.org/drawingml/2006/wordprocessingDrawing" xmlns:w10="urn:schemas-microsoft-com:office:word" xmlns:w="http://schemas.openxmlformats.org/wordprocessingml/2006/main" xmlns:w14="http://schemas.microsoft.com/office/word/2010/wordml" xmlns:w15="http://schemas.microsoft.com/office/word/2012/wordml" xmlns:w16cex="http://schemas.microsoft.com/office/word/2018/wordml/cex" xmlns:w16cid="http://schemas.microsoft.com/office/word/2016/wordml/cid" xmlns:w16="http://schemas.microsoft.com/office/word/2018/wordml" xmlns:w16du="http://schemas.microsoft.com/office/word/2023/wordml/word16du" xmlns:w16sdtdh="http://schemas.microsoft.com/office/word/2020/wordml/sdtdatahash" xmlns:w16se="http://schemas.microsoft.com/office/word/2015/wordml/symex" xmlns:wpg="http://schemas.microsoft.com/office/word/2010/wordprocessingGroup" xmlns:wpi="http://schemas.microsoft.com/office/word/2010/wordprocessingInk" xmlns:wne="http://schemas.microsoft.com/office/word/2006/wordml" xmlns:wps="http://schemas.microsoft.com/office/word/2010/wordprocessingShape" mc:Ignorable="w14 w15 w16se w16cid w16 w16cex w16sdtdh w16du wp14">
+  <w:p>
+    <w:pPr>
+      <w:pStyle w:val="Header"/>
+    </w:pPr>
+  </w:p>
+</w:hdr>
+</file>
+
 <file path=word/numbering.xml><?xml version="1.0" encoding="utf-8"?>
-<w:numbering xmlns:wpc="http://schemas.microsoft.com/office/word/2010/wordprocessingCanvas" xmlns:cx="http://schemas.microsoft.com/office/drawing/2014/chartex" xmlns:cx1="http://schemas.microsoft.com/office/drawing/2015/9/8/chartex" xmlns:cx2="http://schemas.microsoft.com/office/drawing/2015/10/21/chartex" xmlns:cx3="http://schemas.microsoft.com/office/drawing/2016/5/9/chartex" xmlns:cx4="http://schemas.microsoft.com/office/drawing/2016/5/10/chartex" xmlns:cx5="http://schemas.microsoft.com/office/drawing/2016/5/11/chartex" xmlns:cx6="http://schemas.microsoft.com/office/drawing/2016/5/12/chartex" xmlns:cx7="http://schemas.microsoft.com/office/drawing/2016/5/13/chartex" xmlns:cx8="http://schemas.microsoft.com/office/drawing/2016/5/14/chartex" xmlns:mc="http://schemas.openxmlformats.org/markup-compatibility/2006" xmlns:aink="http://schemas.microsoft.com/office/drawing/2016/ink" xmlns:am3d="http://schemas.microsoft.com/office/drawing/2017/model3d" xmlns:o="urn:schemas-microsoft-com:office:office" xmlns:r="http://schemas.openxmlformats.org/officeDocument/2006/relationships" xmlns:m="http://schemas.openxmlformats.org/officeDocument/2006/math" xmlns:v="urn:schemas-microsoft-com:vml" xmlns:wp14="http://schemas.microsoft.com/office/word/2010/wordprocessingDrawing" xmlns:wp="http://schemas.openxmlformats.org/drawingml/2006/wordprocessingDrawing" xmlns:w10="urn:schemas-microsoft-com:office:word" xmlns:w="http://schemas.openxmlformats.org/wordprocessingml/2006/main" xmlns:w14="http://schemas.microsoft.com/office/word/2010/wordml" xmlns:w15="http://schemas.microsoft.com/office/word/2012/wordml" xmlns:w16cid="http://schemas.microsoft.com/office/word/2016/wordml/cid" xmlns:w16se="http://schemas.microsoft.com/office/word/2015/wordml/symex" xmlns:wpg="http://schemas.microsoft.com/office/word/2010/wordprocessingGroup" xmlns:wpi="http://schemas.microsoft.com/office/word/2010/wordprocessingInk" xmlns:wne="http://schemas.microsoft.com/office/word/2006/wordml" xmlns:wps="http://schemas.microsoft.com/office/word/2010/wordprocessingShape" mc:Ignorable="w14 w15 w16se w16cid wp14">
+<w:numbering xmlns:wpc="http://schemas.microsoft.com/office/word/2010/wordprocessingCanvas" xmlns:cx="http://schemas.microsoft.com/office/drawing/2014/chartex" xmlns:cx1="http://schemas.microsoft.com/office/drawing/2015/9/8/chartex" xmlns:cx2="http://schemas.microsoft.com/office/drawing/2015/10/21/chartex" xmlns:cx3="http://schemas.microsoft.com/office/drawing/2016/5/9/chartex" xmlns:cx4="http://schemas.microsoft.com/office/drawing/2016/5/10/chartex" xmlns:cx5="http://schemas.microsoft.com/office/drawing/2016/5/11/chartex" xmlns:cx6="http://schemas.microsoft.com/office/drawing/2016/5/12/chartex" xmlns:cx7="http://schemas.microsoft.com/office/drawing/2016/5/13/chartex" xmlns:cx8="http://schemas.microsoft.com/office/drawing/2016/5/14/chartex" xmlns:mc="http://schemas.openxmlformats.org/markup-compatibility/2006" xmlns:aink="http://schemas.microsoft.com/office/drawing/2016/ink" xmlns:am3d="http://schemas.microsoft.com/office/drawing/2017/model3d" xmlns:o="urn:schemas-microsoft-com:office:office" xmlns:oel="http://schemas.microsoft.com/office/2019/extlst" xmlns:r="http://schemas.openxmlformats.org/officeDocument/2006/relationships" xmlns:m="http://schemas.openxmlformats.org/officeDocument/2006/math" xmlns:v="urn:schemas-microsoft-com:vml" xmlns:wp14="http://schemas.microsoft.com/office/word/2010/wordprocessingDrawing" xmlns:wp="http://schemas.openxmlformats.org/drawingml/2006/wordprocessingDrawing" xmlns:w10="urn:schemas-microsoft-com:office:word" xmlns:w="http://schemas.openxmlformats.org/wordprocessingml/2006/main" xmlns:w14="http://schemas.microsoft.com/office/word/2010/wordml" xmlns:w15="http://schemas.microsoft.com/office/word/2012/wordml" xmlns:w16cex="http://schemas.microsoft.com/office/word/2018/wordml/cex" xmlns:w16cid="http://schemas.microsoft.com/office/word/2016/wordml/cid" xmlns:w16="http://schemas.microsoft.com/office/word/2018/wordml" xmlns:w16du="http://schemas.microsoft.com/office/word/2023/wordml/word16du" xmlns:w16sdtdh="http://schemas.microsoft.com/office/word/2020/wordml/sdtdatahash" xmlns:w16se="http://schemas.microsoft.com/office/word/2015/wordml/symex" xmlns:wpg="http://schemas.microsoft.com/office/word/2010/wordprocessingGroup" xmlns:wpi="http://schemas.microsoft.com/office/word/2010/wordprocessingInk" xmlns:wne="http://schemas.microsoft.com/office/word/2006/wordml" xmlns:wps="http://schemas.microsoft.com/office/word/2010/wordprocessingShape" mc:Ignorable="w14 w15 w16se w16cid w16 w16cex w16sdtdh w16du wp14">
   <w:abstractNum w:abstractNumId="0" w15:restartNumberingAfterBreak="0">
     <w:nsid w:val="13F848C7"/>
     <w:multiLevelType w:val="hybridMultilevel"/>
@@ -1778,41 +1442,41 @@
       </w:rPr>
     </w:lvl>
   </w:abstractNum>
-  <w:num w:numId="1">
+  <w:num w:numId="1" w16cid:durableId="224225573">
     <w:abstractNumId w:val="6"/>
   </w:num>
-  <w:num w:numId="2">
+  <w:num w:numId="2" w16cid:durableId="411900172">
     <w:abstractNumId w:val="3"/>
   </w:num>
-  <w:num w:numId="3">
+  <w:num w:numId="3" w16cid:durableId="2028289758">
     <w:abstractNumId w:val="8"/>
   </w:num>
-  <w:num w:numId="4">
+  <w:num w:numId="4" w16cid:durableId="1076979600">
     <w:abstractNumId w:val="1"/>
   </w:num>
-  <w:num w:numId="5">
+  <w:num w:numId="5" w16cid:durableId="1082142790">
     <w:abstractNumId w:val="2"/>
   </w:num>
-  <w:num w:numId="6">
+  <w:num w:numId="6" w16cid:durableId="1273510026">
     <w:abstractNumId w:val="9"/>
   </w:num>
-  <w:num w:numId="7">
+  <w:num w:numId="7" w16cid:durableId="1544559489">
     <w:abstractNumId w:val="5"/>
   </w:num>
-  <w:num w:numId="8">
+  <w:num w:numId="8" w16cid:durableId="1654869830">
     <w:abstractNumId w:val="0"/>
   </w:num>
-  <w:num w:numId="9">
+  <w:num w:numId="9" w16cid:durableId="731974340">
     <w:abstractNumId w:val="4"/>
   </w:num>
-  <w:num w:numId="10">
+  <w:num w:numId="10" w16cid:durableId="1998343610">
     <w:abstractNumId w:val="7"/>
   </w:num>
 </w:numbering>
 </file>
 
 <file path=word/styles.xml><?xml version="1.0" encoding="utf-8"?>
-<w:styles xmlns:mc="http://schemas.openxmlformats.org/markup-compatibility/2006" xmlns:r="http://schemas.openxmlformats.org/officeDocument/2006/relationships" xmlns:w="http://schemas.openxmlformats.org/wordprocessingml/2006/main" xmlns:w14="http://schemas.microsoft.com/office/word/2010/wordml" xmlns:w15="http://schemas.microsoft.com/office/word/2012/wordml" xmlns:w16cid="http://schemas.microsoft.com/office/word/2016/wordml/cid" xmlns:w16se="http://schemas.microsoft.com/office/word/2015/wordml/symex" mc:Ignorable="w14 w15 w16se w16cid">
+<w:styles xmlns:mc="http://schemas.openxmlformats.org/markup-compatibility/2006" xmlns:r="http://schemas.openxmlformats.org/officeDocument/2006/relationships" xmlns:w="http://schemas.openxmlformats.org/wordprocessingml/2006/main" xmlns:w14="http://schemas.microsoft.com/office/word/2010/wordml" xmlns:w15="http://schemas.microsoft.com/office/word/2012/wordml" xmlns:w16cex="http://schemas.microsoft.com/office/word/2018/wordml/cex" xmlns:w16cid="http://schemas.microsoft.com/office/word/2016/wordml/cid" xmlns:w16="http://schemas.microsoft.com/office/word/2018/wordml" xmlns:w16du="http://schemas.microsoft.com/office/word/2023/wordml/word16du" xmlns:w16sdtdh="http://schemas.microsoft.com/office/word/2020/wordml/sdtdatahash" xmlns:w16se="http://schemas.microsoft.com/office/word/2015/wordml/symex" mc:Ignorable="w14 w15 w16se w16cid w16 w16cex w16sdtdh w16du">
   <w:docDefaults>
     <w:rPrDefault>
       <w:rPr>
@@ -1823,7 +1487,7 @@
     </w:rPrDefault>
     <w:pPrDefault/>
   </w:docDefaults>
-  <w:latentStyles w:defLockedState="0" w:defUIPriority="99" w:defSemiHidden="0" w:defUnhideWhenUsed="0" w:defQFormat="0" w:count="375">
+  <w:latentStyles w:defLockedState="0" w:defUIPriority="99" w:defSemiHidden="0" w:defUnhideWhenUsed="0" w:defQFormat="0" w:count="376">
     <w:lsdException w:name="Normal" w:uiPriority="0" w:qFormat="1"/>
     <w:lsdException w:name="heading 1" w:uiPriority="9" w:qFormat="1"/>
     <w:lsdException w:name="heading 2" w:semiHidden="1" w:uiPriority="9" w:unhideWhenUsed="1" w:qFormat="1"/>
@@ -2199,6 +1863,7 @@
     <w:lsdException w:name="Smart Hyperlink" w:semiHidden="1" w:unhideWhenUsed="1"/>
     <w:lsdException w:name="Hashtag" w:semiHidden="1" w:unhideWhenUsed="1"/>
     <w:lsdException w:name="Unresolved Mention" w:semiHidden="1" w:unhideWhenUsed="1"/>
+    <w:lsdException w:name="Smart Link" w:semiHidden="1" w:unhideWhenUsed="1"/>
   </w:latentStyles>
   <w:style w:type="paragraph" w:default="1" w:styleId="Normal">
     <w:name w:val="Normal"/>
@@ -3099,6 +2764,17 @@
         <w:insideV w:val="single" w:sz="4" w:space="0" w:color="auto"/>
       </w:tblBorders>
     </w:tblPr>
+  </w:style>
+  <w:style w:type="character" w:styleId="Hyperlink">
+    <w:name w:val="Hyperlink"/>
+    <w:basedOn w:val="DefaultParagraphFont"/>
+    <w:uiPriority w:val="99"/>
+    <w:unhideWhenUsed/>
+    <w:rsid w:val="00127758"/>
+    <w:rPr>
+      <w:color w:val="F49100" w:themeColor="hyperlink"/>
+      <w:u w:val="single"/>
+    </w:rPr>
   </w:style>
 </w:styles>
 </file>
